--- a/DUVIDAS-quinta.docx
+++ b/DUVIDAS-quinta.docx
@@ -22,7 +22,31 @@
         </w:numPr>
       </w:pPr>
       <w:r>
-        <w:t>Nas dividas já esta incluído o montante overdue e written-off?</w:t>
+        <w:t xml:space="preserve">Nas dividas já </w:t>
+      </w:r>
+      <w:proofErr w:type="gramStart"/>
+      <w:r>
+        <w:t>esta</w:t>
+      </w:r>
+      <w:proofErr w:type="gramEnd"/>
+      <w:r>
+        <w:t xml:space="preserve"> incluído o montante </w:t>
+      </w:r>
+      <w:proofErr w:type="spellStart"/>
+      <w:r>
+        <w:t>overdue</w:t>
+      </w:r>
+      <w:proofErr w:type="spellEnd"/>
+      <w:r>
+        <w:t xml:space="preserve"> e </w:t>
+      </w:r>
+      <w:proofErr w:type="spellStart"/>
+      <w:r>
+        <w:t>written-off</w:t>
+      </w:r>
+      <w:proofErr w:type="spellEnd"/>
+      <w:r>
+        <w:t>?</w:t>
       </w:r>
     </w:p>
     <w:p/>
@@ -38,9 +62,29 @@
           <w:ilvl w:val="0"/>
           <w:numId w:val="3"/>
         </w:numPr>
-      </w:pPr>
-      <w:r>
-        <w:t>RBT o q é</w:t>
+        <w:rPr>
+          <w:color w:val="EE0000"/>
+        </w:rPr>
+      </w:pPr>
+      <w:r>
+        <w:rPr>
+          <w:color w:val="EE0000"/>
+        </w:rPr>
+        <w:t xml:space="preserve">RBT o </w:t>
+      </w:r>
+      <w:proofErr w:type="gramStart"/>
+      <w:r>
+        <w:rPr>
+          <w:color w:val="EE0000"/>
+        </w:rPr>
+        <w:t>q</w:t>
+      </w:r>
+      <w:proofErr w:type="gramEnd"/>
+      <w:r>
+        <w:rPr>
+          <w:color w:val="EE0000"/>
+        </w:rPr>
+        <w:t xml:space="preserve"> é</w:t>
       </w:r>
     </w:p>
     <w:p>
@@ -52,7 +96,39 @@
         </w:numPr>
       </w:pPr>
       <w:r>
-        <w:t>P do pole e ncp nao sabemos se é pa manter</w:t>
+        <w:t xml:space="preserve">P </w:t>
+      </w:r>
+      <w:proofErr w:type="gramStart"/>
+      <w:r>
+        <w:t>do pole</w:t>
+      </w:r>
+      <w:proofErr w:type="gramEnd"/>
+      <w:r>
+        <w:t xml:space="preserve"> e </w:t>
+      </w:r>
+      <w:proofErr w:type="spellStart"/>
+      <w:r>
+        <w:t>ncp</w:t>
+      </w:r>
+      <w:proofErr w:type="spellEnd"/>
+      <w:r>
+        <w:t xml:space="preserve"> </w:t>
+      </w:r>
+      <w:proofErr w:type="spellStart"/>
+      <w:r>
+        <w:t>nao</w:t>
+      </w:r>
+      <w:proofErr w:type="spellEnd"/>
+      <w:r>
+        <w:t xml:space="preserve"> sabemos se é </w:t>
+      </w:r>
+      <w:proofErr w:type="spellStart"/>
+      <w:r>
+        <w:t>pa</w:t>
+      </w:r>
+      <w:proofErr w:type="spellEnd"/>
+      <w:r>
+        <w:t xml:space="preserve"> manter</w:t>
       </w:r>
     </w:p>
     <w:p>
@@ -64,7 +140,49 @@
         </w:numPr>
       </w:pPr>
       <w:r>
-        <w:t xml:space="preserve">Dossier product code PRODALP (nao ha no metadata) </w:t>
+        <w:t xml:space="preserve">Dossier </w:t>
+      </w:r>
+      <w:proofErr w:type="spellStart"/>
+      <w:r>
+        <w:t>product</w:t>
+      </w:r>
+      <w:proofErr w:type="spellEnd"/>
+      <w:r>
+        <w:t xml:space="preserve"> </w:t>
+      </w:r>
+      <w:proofErr w:type="spellStart"/>
+      <w:r>
+        <w:t>code</w:t>
+      </w:r>
+      <w:proofErr w:type="spellEnd"/>
+      <w:r>
+        <w:t xml:space="preserve"> PRODALP (</w:t>
+      </w:r>
+      <w:proofErr w:type="spellStart"/>
+      <w:r>
+        <w:t>nao</w:t>
+      </w:r>
+      <w:proofErr w:type="spellEnd"/>
+      <w:r>
+        <w:t xml:space="preserve"> </w:t>
+      </w:r>
+      <w:proofErr w:type="spellStart"/>
+      <w:proofErr w:type="gramStart"/>
+      <w:r>
+        <w:t>ha</w:t>
+      </w:r>
+      <w:proofErr w:type="spellEnd"/>
+      <w:proofErr w:type="gramEnd"/>
+      <w:r>
+        <w:t xml:space="preserve"> no </w:t>
+      </w:r>
+      <w:proofErr w:type="spellStart"/>
+      <w:r>
+        <w:t>metadata</w:t>
+      </w:r>
+      <w:proofErr w:type="spellEnd"/>
+      <w:r>
+        <w:t xml:space="preserve">) </w:t>
       </w:r>
     </w:p>
     <w:p>
@@ -74,13 +192,38 @@
           <w:ilvl w:val="0"/>
           <w:numId w:val="3"/>
         </w:numPr>
-      </w:pPr>
-      <w:r>
-        <w:t xml:space="preserve">O risk </w:t>
-      </w:r>
-      <w:r>
+        <w:rPr>
+          <w:color w:val="EE0000"/>
+        </w:rPr>
+      </w:pPr>
+      <w:r>
+        <w:rPr>
+          <w:color w:val="EE0000"/>
+        </w:rPr>
+        <w:t xml:space="preserve">O </w:t>
+      </w:r>
+      <w:proofErr w:type="spellStart"/>
+      <w:r>
+        <w:rPr>
+          <w:color w:val="EE0000"/>
+        </w:rPr>
+        <w:t>risk</w:t>
+      </w:r>
+      <w:proofErr w:type="spellEnd"/>
+      <w:r>
+        <w:rPr>
+          <w:color w:val="EE0000"/>
+        </w:rPr>
+        <w:t xml:space="preserve"> </w:t>
+      </w:r>
+      <w:proofErr w:type="spellStart"/>
+      <w:r>
+        <w:rPr>
+          <w:color w:val="EE0000"/>
+        </w:rPr>
         <w:t>wtf</w:t>
       </w:r>
+      <w:proofErr w:type="spellEnd"/>
     </w:p>
     <w:p>
       <w:pPr>
@@ -90,9 +233,35 @@
           <w:numId w:val="3"/>
         </w:numPr>
       </w:pPr>
-      <w:r>
-        <w:t>Profissoes tem numeros que nao aparece no metadata</w:t>
-      </w:r>
+      <w:proofErr w:type="spellStart"/>
+      <w:r>
+        <w:t>Profissoes</w:t>
+      </w:r>
+      <w:proofErr w:type="spellEnd"/>
+      <w:r>
+        <w:t xml:space="preserve"> tem </w:t>
+      </w:r>
+      <w:proofErr w:type="spellStart"/>
+      <w:r>
+        <w:t>numeros</w:t>
+      </w:r>
+      <w:proofErr w:type="spellEnd"/>
+      <w:r>
+        <w:t xml:space="preserve"> que </w:t>
+      </w:r>
+      <w:proofErr w:type="spellStart"/>
+      <w:r>
+        <w:t>nao</w:t>
+      </w:r>
+      <w:proofErr w:type="spellEnd"/>
+      <w:r>
+        <w:t xml:space="preserve"> aparece no </w:t>
+      </w:r>
+      <w:proofErr w:type="spellStart"/>
+      <w:r>
+        <w:t>metadata</w:t>
+      </w:r>
+      <w:proofErr w:type="spellEnd"/>
     </w:p>
     <w:p>
       <w:pPr>
